--- a/Report .docx
+++ b/Report .docx
@@ -1599,12 +1599,6 @@
             <w:insideH w:val="single" w:color="000000" w:sz="4" w:space="0"/>
             <w:insideV w:val="single" w:color="000000" w:sz="4" w:space="0"/>
           </w:tblBorders>
-          <w:tblCellMar>
-            <w:top w:w="0" w:type="dxa"/>
-            <w:left w:w="108" w:type="dxa"/>
-            <w:bottom w:w="0" w:type="dxa"/>
-            <w:right w:w="108" w:type="dxa"/>
-          </w:tblCellMar>
         </w:tblPrEx>
         <w:tc>
           <w:p>
@@ -1803,14 +1797,6 @@
           </w:tblGrid>
           <w:tr>
             <w:tblPrEx>
-              <w:tblBorders>
-                <w:top w:val="single" w:color="000000" w:sz="4" w:space="0"/>
-                <w:left w:val="single" w:color="000000" w:sz="4" w:space="0"/>
-                <w:bottom w:val="single" w:color="000000" w:sz="4" w:space="0"/>
-                <w:right w:val="single" w:color="000000" w:sz="4" w:space="0"/>
-                <w:insideH w:val="single" w:color="000000" w:sz="4" w:space="0"/>
-                <w:insideV w:val="single" w:color="000000" w:sz="4" w:space="0"/>
-              </w:tblBorders>
               <w:tblCellMar>
                 <w:top w:w="0" w:type="dxa"/>
                 <w:left w:w="108" w:type="dxa"/>
@@ -1878,6 +1864,12 @@
                 <w:insideH w:val="single" w:color="000000" w:sz="4" w:space="0"/>
                 <w:insideV w:val="single" w:color="000000" w:sz="4" w:space="0"/>
               </w:tblBorders>
+              <w:tblCellMar>
+                <w:top w:w="0" w:type="dxa"/>
+                <w:left w:w="108" w:type="dxa"/>
+                <w:bottom w:w="0" w:type="dxa"/>
+                <w:right w:w="108" w:type="dxa"/>
+              </w:tblCellMar>
             </w:tblPrEx>
             <w:tc>
               <w:p>
@@ -2385,12 +2377,6 @@
                 <w:insideH w:val="single" w:color="000000" w:sz="4" w:space="0"/>
                 <w:insideV w:val="single" w:color="000000" w:sz="4" w:space="0"/>
               </w:tblBorders>
-              <w:tblCellMar>
-                <w:top w:w="0" w:type="dxa"/>
-                <w:left w:w="108" w:type="dxa"/>
-                <w:bottom w:w="0" w:type="dxa"/>
-                <w:right w:w="108" w:type="dxa"/>
-              </w:tblCellMar>
             </w:tblPrEx>
             <w:trPr>
               <w:trHeight w:val="4907" w:hRule="atLeast"/>
@@ -2532,14 +2518,6 @@
           </w:tblGrid>
           <w:tr>
             <w:tblPrEx>
-              <w:tblBorders>
-                <w:top w:val="single" w:color="000000" w:sz="4" w:space="0"/>
-                <w:left w:val="single" w:color="000000" w:sz="4" w:space="0"/>
-                <w:bottom w:val="single" w:color="000000" w:sz="4" w:space="0"/>
-                <w:right w:val="single" w:color="000000" w:sz="4" w:space="0"/>
-                <w:insideH w:val="single" w:color="000000" w:sz="4" w:space="0"/>
-                <w:insideV w:val="single" w:color="000000" w:sz="4" w:space="0"/>
-              </w:tblBorders>
               <w:tblCellMar>
                 <w:top w:w="0" w:type="dxa"/>
                 <w:left w:w="108" w:type="dxa"/>
@@ -2680,14 +2658,6 @@
           </w:tblGrid>
           <w:tr>
             <w:tblPrEx>
-              <w:tblBorders>
-                <w:top w:val="single" w:color="000000" w:sz="4" w:space="0"/>
-                <w:left w:val="single" w:color="000000" w:sz="4" w:space="0"/>
-                <w:bottom w:val="single" w:color="000000" w:sz="4" w:space="0"/>
-                <w:right w:val="single" w:color="000000" w:sz="4" w:space="0"/>
-                <w:insideH w:val="single" w:color="000000" w:sz="4" w:space="0"/>
-                <w:insideV w:val="single" w:color="000000" w:sz="4" w:space="0"/>
-              </w:tblBorders>
               <w:tblCellMar>
                 <w:top w:w="0" w:type="dxa"/>
                 <w:left w:w="108" w:type="dxa"/>
@@ -3949,6 +3919,8 @@
       <w:r>
         <w:rPr>
           <w:rFonts w:hint="default"/>
+          <w:b/>
+          <w:bCs/>
           <w:rtl w:val="0"/>
           <w:lang w:val="en-US"/>
         </w:rPr>
@@ -4009,6 +3981,7 @@
     <w:p>
       <w:pPr>
         <w:numPr>
+          <w:ilvl w:val="0"/>
           <w:numId w:val="0"/>
         </w:numPr>
         <w:spacing w:before="0" w:beforeAutospacing="0" w:after="240"/>
@@ -4023,16 +3996,7 @@
           <w:rFonts w:hint="default"/>
           <w:lang w:val="en-US"/>
         </w:rPr>
-        <w:t>We used the Tukey HS</w:t>
-      </w:r>
-      <w:bookmarkStart w:id="9" w:name="_GoBack"/>
-      <w:bookmarkEnd w:id="9"/>
-      <w:r>
-        <w:rPr>
-          <w:rFonts w:hint="default"/>
-          <w:lang w:val="en-US"/>
-        </w:rPr>
-        <w:t>D test to find which differences between 2 means were the most significant and we found that the difference between Europe and Asia was the most significant.</w:t>
+        <w:t>We used the Tukey HSD test to find which differences between 2 means were the most significant and we found that the difference between Europe and Asia was the most significant.</w:t>
       </w:r>
     </w:p>
     <w:p>
@@ -4102,7 +4066,14 @@
         <w:t>Any potential issues:</w:t>
       </w:r>
     </w:p>
-    <w:p/>
+    <w:p>
+      <w:pPr>
+        <w:rPr>
+          <w:sz w:val="22"/>
+          <w:szCs w:val="22"/>
+        </w:rPr>
+      </w:pPr>
+    </w:p>
     <w:p>
       <w:pPr>
         <w:numPr>
@@ -4113,12 +4084,16 @@
         <w:rPr>
           <w:rFonts w:ascii="Arial" w:hAnsi="Arial" w:eastAsia="Arial" w:cs="Arial"/>
           <w:b/>
+          <w:sz w:val="22"/>
+          <w:szCs w:val="22"/>
         </w:rPr>
       </w:pPr>
       <w:r>
         <w:rPr>
           <w:rFonts w:ascii="Arial" w:hAnsi="Arial" w:eastAsia="Arial" w:cs="Arial"/>
           <w:b/>
+          <w:sz w:val="22"/>
+          <w:szCs w:val="22"/>
           <w:rtl w:val="0"/>
         </w:rPr>
         <w:t>When collecting the datasets, unfortunately there were some countries that we couldn’t access the data for.</w:t>
@@ -4134,12 +4109,16 @@
         <w:rPr>
           <w:rFonts w:ascii="Arial" w:hAnsi="Arial" w:eastAsia="Arial" w:cs="Arial"/>
           <w:b/>
+          <w:sz w:val="22"/>
+          <w:szCs w:val="22"/>
         </w:rPr>
       </w:pPr>
       <w:r>
         <w:rPr>
           <w:rFonts w:ascii="Arial" w:hAnsi="Arial" w:eastAsia="Arial" w:cs="Arial"/>
           <w:b/>
+          <w:sz w:val="22"/>
+          <w:szCs w:val="22"/>
           <w:rtl w:val="0"/>
         </w:rPr>
         <w:t>The AQI value changes everyday and the dataset we have was from 20/5/2025.</w:t>
@@ -4155,12 +4134,16 @@
         <w:rPr>
           <w:rFonts w:ascii="Arial" w:hAnsi="Arial" w:eastAsia="Arial" w:cs="Arial"/>
           <w:b/>
+          <w:sz w:val="22"/>
+          <w:szCs w:val="22"/>
         </w:rPr>
       </w:pPr>
       <w:r>
         <w:rPr>
           <w:rFonts w:ascii="Arial" w:hAnsi="Arial" w:eastAsia="Arial" w:cs="Arial"/>
           <w:b/>
+          <w:sz w:val="22"/>
+          <w:szCs w:val="22"/>
           <w:rtl w:val="0"/>
         </w:rPr>
         <w:t>The newest dataset we found for the forest percentage land coverage in each country was from 2020.</w:t>
@@ -4176,6 +4159,8 @@
         <w:rPr>
           <w:rFonts w:ascii="Arial" w:hAnsi="Arial" w:eastAsia="Arial" w:cs="Arial"/>
           <w:b/>
+          <w:sz w:val="22"/>
+          <w:szCs w:val="22"/>
           <w:u w:val="none"/>
         </w:rPr>
       </w:pPr>
@@ -4183,6 +4168,8 @@
         <w:rPr>
           <w:rFonts w:ascii="Arial" w:hAnsi="Arial" w:eastAsia="Arial" w:cs="Arial"/>
           <w:b/>
+          <w:sz w:val="22"/>
+          <w:szCs w:val="22"/>
           <w:rtl w:val="0"/>
         </w:rPr>
         <w:t>There may be confounding variables that we didn’t consider that may have affected our analysis.</w:t>
@@ -4194,6 +4181,10 @@
         <w:keepLines w:val="0"/>
         <w:pageBreakBefore w:val="0"/>
         <w:widowControl/>
+        <w:numPr>
+          <w:ilvl w:val="0"/>
+          <w:numId w:val="19"/>
+        </w:numPr>
         <w:pBdr>
           <w:top w:val="none" w:color="auto" w:sz="0" w:space="0"/>
           <w:left w:val="none" w:color="auto" w:sz="0" w:space="0"/>
@@ -4203,29 +4194,7 @@
         </w:pBdr>
         <w:shd w:val="clear" w:fill="auto"/>
         <w:spacing w:before="0" w:after="280" w:line="240" w:lineRule="auto"/>
-        <w:ind w:left="1440" w:right="0" w:firstLine="0"/>
-        <w:jc w:val="left"/>
-        <w:rPr>
-          <w:rFonts w:ascii="Times New Roman" w:hAnsi="Times New Roman" w:eastAsia="Times New Roman" w:cs="Times New Roman"/>
-        </w:rPr>
-      </w:pPr>
-    </w:p>
-    <w:p>
-      <w:pPr>
-        <w:keepNext w:val="0"/>
-        <w:keepLines w:val="0"/>
-        <w:pageBreakBefore w:val="0"/>
-        <w:widowControl/>
-        <w:pBdr>
-          <w:top w:val="none" w:color="auto" w:sz="0" w:space="0"/>
-          <w:left w:val="none" w:color="auto" w:sz="0" w:space="0"/>
-          <w:bottom w:val="none" w:color="auto" w:sz="0" w:space="0"/>
-          <w:right w:val="none" w:color="auto" w:sz="0" w:space="0"/>
-          <w:between w:val="none" w:color="auto" w:sz="0" w:space="0"/>
-        </w:pBdr>
-        <w:shd w:val="clear" w:fill="auto"/>
-        <w:spacing w:before="0" w:after="280" w:line="240" w:lineRule="auto"/>
-        <w:ind w:left="1440" w:right="0" w:firstLine="0"/>
+        <w:ind w:left="720" w:leftChars="0" w:right="0" w:hanging="360" w:firstLineChars="0"/>
         <w:jc w:val="left"/>
         <w:rPr>
           <w:rFonts w:ascii="Times New Roman" w:hAnsi="Times New Roman" w:eastAsia="Times New Roman" w:cs="Times New Roman"/>
@@ -4243,21 +4212,15 @@
       </w:pPr>
       <w:r>
         <w:rPr>
-          <w:rFonts w:ascii="Times New Roman" w:hAnsi="Times New Roman" w:eastAsia="Times New Roman" w:cs="Times New Roman"/>
-          <w:b w:val="0"/>
-          <w:i w:val="0"/>
-          <w:smallCaps w:val="0"/>
-          <w:strike w:val="0"/>
-          <w:color w:val="000000"/>
-          <w:sz w:val="24"/>
-          <w:szCs w:val="24"/>
-          <w:u w:val="none"/>
-          <w:shd w:val="clear" w:fill="auto"/>
-          <w:vertAlign w:val="baseline"/>
-          <w:rtl w:val="0"/>
-        </w:rPr>
-        <w:t>.</w:t>
-      </w:r>
+          <w:rFonts w:hint="default" w:ascii="Times New Roman" w:hAnsi="Times New Roman" w:eastAsia="Times New Roman" w:cs="Times New Roman"/>
+          <w:b/>
+          <w:bCs/>
+          <w:lang w:val="en-US"/>
+        </w:rPr>
+        <w:t>We may have committed a Type II error in hypotheses 2 or 3 as we have always studied that green lands and population density affect air quality.</w:t>
+      </w:r>
+      <w:bookmarkStart w:id="9" w:name="_GoBack"/>
+      <w:bookmarkEnd w:id="9"/>
     </w:p>
     <w:p/>
     <w:sectPr>
